--- a/lab01_usecase/МАПЗ-ЛР-1-ВТ-23-2-Камінський.docx
+++ b/lab01_usecase/МАПЗ-ЛР-1-ВТ-23-2-Камінський.docx
@@ -217,7 +217,7 @@
           <w:i w:val="0"/>
           <w:sz w:val="28"/>
         </w:rPr>
-        <w:t>Перевірив: ____________________</w:t>
+        <w:t>Перевірив: Власенко О.В.</w:t>
       </w:r>
     </w:p>
     <w:p>

--- a/lab01_usecase/МАПЗ-ЛР-1-ВТ-23-2-Камінський.docx
+++ b/lab01_usecase/МАПЗ-ЛР-1-ВТ-23-2-Камінський.docx
@@ -10908,12 +10908,22 @@
     </w:p>
     <w:p>
       <w:pPr>
+        <w:sectPr>
+          <w:pgSz w:w="12240" w:h="15840"/>
+          <w:pgMar w:top="1134" w:right="850" w:bottom="1134" w:left="1417" w:header="720" w:footer="720" w:gutter="0"/>
+          <w:cols w:space="720"/>
+          <w:docGrid w:linePitch="360"/>
+        </w:sectPr>
+      </w:pPr>
+    </w:p>
+    <w:p>
+      <w:pPr>
         <w:jc w:val="center"/>
       </w:pPr>
       <w:r>
         <w:drawing>
           <wp:inline xmlns:a="http://schemas.openxmlformats.org/drawingml/2006/main" xmlns:pic="http://schemas.openxmlformats.org/drawingml/2006/picture">
-            <wp:extent cx="5580000" cy="2128433"/>
+            <wp:extent cx="9000000" cy="3432956"/>
             <wp:docPr id="4" name="Picture 4"/>
             <wp:cNvGraphicFramePr>
               <a:graphicFrameLocks noChangeAspect="1"/>
@@ -10934,7 +10944,7 @@
                   <pic:spPr>
                     <a:xfrm>
                       <a:off x="0" y="0"/>
-                      <a:ext cx="5580000" cy="2128433"/>
+                      <a:ext cx="9000000" cy="3432956"/>
                     </a:xfrm>
                     <a:prstGeom prst="rect"/>
                   </pic:spPr>
@@ -10947,7 +10957,7 @@
     </w:p>
     <w:p>
       <w:pPr>
-        <w:spacing w:after="240"/>
+        <w:spacing w:after="120"/>
         <w:jc w:val="center"/>
       </w:pPr>
       <w:r>
@@ -10958,6 +10968,16 @@
         </w:rPr>
         <w:t>Рисунок 4 — Повна діаграма варіантів використання сервісу «Півот»</w:t>
       </w:r>
+    </w:p>
+    <w:p>
+      <w:pPr>
+        <w:sectPr>
+          <w:pgSz w:w="15840" w:h="12240" w:orient="landscape"/>
+          <w:pgMar w:top="850" w:right="850" w:bottom="850" w:left="850" w:header="720" w:footer="720" w:gutter="0"/>
+          <w:cols w:space="720"/>
+          <w:docGrid w:linePitch="360"/>
+        </w:sectPr>
+      </w:pPr>
     </w:p>
     <w:p>
       <w:pPr>
@@ -11090,12 +11110,22 @@
     </w:p>
     <w:p>
       <w:pPr>
+        <w:sectPr>
+          <w:pgSz w:w="12240" w:h="15840"/>
+          <w:pgMar w:top="1134" w:right="850" w:bottom="1134" w:left="1417" w:header="720" w:footer="720" w:gutter="0"/>
+          <w:cols w:space="720"/>
+          <w:docGrid w:linePitch="360"/>
+        </w:sectPr>
+      </w:pPr>
+    </w:p>
+    <w:p>
+      <w:pPr>
         <w:jc w:val="center"/>
       </w:pPr>
       <w:r>
         <w:drawing>
           <wp:inline xmlns:a="http://schemas.openxmlformats.org/drawingml/2006/main" xmlns:pic="http://schemas.openxmlformats.org/drawingml/2006/picture">
-            <wp:extent cx="5580000" cy="2750143"/>
+            <wp:extent cx="9000000" cy="4435714"/>
             <wp:docPr id="6" name="Picture 6"/>
             <wp:cNvGraphicFramePr>
               <a:graphicFrameLocks noChangeAspect="1"/>
@@ -11116,7 +11146,7 @@
                   <pic:spPr>
                     <a:xfrm>
                       <a:off x="0" y="0"/>
-                      <a:ext cx="5580000" cy="2750143"/>
+                      <a:ext cx="9000000" cy="4435714"/>
                     </a:xfrm>
                     <a:prstGeom prst="rect"/>
                   </pic:spPr>
@@ -11129,7 +11159,7 @@
     </w:p>
     <w:p>
       <w:pPr>
-        <w:spacing w:after="240"/>
+        <w:spacing w:after="120"/>
         <w:jc w:val="center"/>
       </w:pPr>
       <w:r>
@@ -11140,6 +11170,16 @@
         </w:rPr>
         <w:t>Рисунок 6 — Проєкція №2: акаунт, власні матеріали, словник і тариф</w:t>
       </w:r>
+    </w:p>
+    <w:p>
+      <w:pPr>
+        <w:sectPr>
+          <w:pgSz w:w="15840" w:h="12240" w:orient="landscape"/>
+          <w:pgMar w:top="850" w:right="850" w:bottom="850" w:left="850" w:header="720" w:footer="720" w:gutter="0"/>
+          <w:cols w:space="720"/>
+          <w:docGrid w:linePitch="360"/>
+        </w:sectPr>
+      </w:pPr>
     </w:p>
     <w:p>
       <w:pPr>
